--- a/swh/docx/31.content.docx
+++ b/swh/docx/31.content.docx
@@ -19,7 +19,7 @@
         <w:rPr>
           <w:lang w:val="sw_KE" w:bidi="sw_KE"/>
         </w:rPr>
-        <w:t>Resource: Maelezo ya Masomo - Machapisho ya Vitabu (Tyndale)</w:t>
+        <w:t>Resource: Tyndale Open Study Notes</w:t>
       </w:r>
       <w:r>
         <w:rPr>
@@ -112,7 +112,7 @@
         <w:rPr>
           <w:lang w:val="sw_KE" w:bidi="sw_KE"/>
         </w:rPr>
-        <w:t>Maelezo ya Masomo - Machapisho ya Vitabu (Tyndale)</w:t>
+        <w:t>Tyndale Open Study Notes</w:t>
       </w:r>
     </w:p>
     <w:p>

--- a/swh/docx/31.content.docx
+++ b/swh/docx/31.content.docx
@@ -19,7 +19,7 @@
         <w:rPr>
           <w:lang w:val="sw_KE" w:bidi="sw_KE"/>
         </w:rPr>
-        <w:t>Resource: Tyndale Open Study Notes</w:t>
+        <w:t>Resource: Aquifer Open Study Notes (Book Intros)</w:t>
       </w:r>
       <w:r>
         <w:rPr>
@@ -112,7 +112,7 @@
         <w:rPr>
           <w:lang w:val="sw_KE" w:bidi="sw_KE"/>
         </w:rPr>
-        <w:t>Tyndale Open Study Notes</w:t>
+        <w:t>Aquifer Open Study Notes (Book Intros)</w:t>
       </w:r>
     </w:p>
     <w:p>

--- a/swh/docx/31.content.docx
+++ b/swh/docx/31.content.docx
@@ -258,90 +258,60 @@
         </w:rPr>
         <w:t xml:space="preserve">Watu wa Edomu walitokana na ndugu yake Yakobo, Esau (tazama </w:t>
       </w:r>
-      <w:hyperlink r:id="rId13">
-        <w:r>
-          <w:rPr>
-            <w:lang w:val="sw_KE" w:bidi="sw_KE"/>
-          </w:rPr>
-          <w:rPr>
-            <w:color w:val="0000EE"/>
-            <w:u w:val="single"/>
-          </w:rPr>
-          <w:t>Mwa 25:30</w:t>
-        </w:r>
-      </w:hyperlink>
+      <w:r>
+        <w:rPr>
+          <w:lang w:val="sw_KE" w:bidi="sw_KE"/>
+        </w:rPr>
+        <w:t>Mwa 25:30</w:t>
+      </w:r>
       <w:r>
         <w:rPr>
           <w:lang w:val="sw_KE" w:bidi="sw_KE"/>
         </w:rPr>
         <w:t>). Waedomu walikaa zaidi katika nyanda za juu mashariki mwa Arabah na kusini mwa Bahari ya Chumvi. Edomu ilikuwepo katika kipindi chote cha ufalme wa Israeli (takriban 1050–586 Kabla ya Kristo (KK) na mara nyingi ilikuwa chini ya utawala wa ufalme wa kusini wa Yuda (</w:t>
       </w:r>
-      <w:hyperlink r:id="rId14">
-        <w:r>
-          <w:rPr>
-            <w:lang w:val="sw_KE" w:bidi="sw_KE"/>
-          </w:rPr>
-          <w:rPr>
-            <w:color w:val="0000EE"/>
-            <w:u w:val="single"/>
-          </w:rPr>
-          <w:t>2 Sam 8:14</w:t>
-        </w:r>
-      </w:hyperlink>
+      <w:r>
+        <w:rPr>
+          <w:lang w:val="sw_KE" w:bidi="sw_KE"/>
+        </w:rPr>
+        <w:t>2 Sam 8:14</w:t>
+      </w:r>
       <w:r>
         <w:rPr>
           <w:lang w:val="sw_KE" w:bidi="sw_KE"/>
         </w:rPr>
         <w:t xml:space="preserve">; </w:t>
       </w:r>
-      <w:hyperlink r:id="rId15">
-        <w:r>
-          <w:rPr>
-            <w:lang w:val="sw_KE" w:bidi="sw_KE"/>
-          </w:rPr>
-          <w:rPr>
-            <w:color w:val="0000EE"/>
-            <w:u w:val="single"/>
-          </w:rPr>
-          <w:t>1 Fal 11:14–16</w:t>
-        </w:r>
-      </w:hyperlink>
+      <w:r>
+        <w:rPr>
+          <w:lang w:val="sw_KE" w:bidi="sw_KE"/>
+        </w:rPr>
+        <w:t>1 Fal 11:14–16</w:t>
+      </w:r>
       <w:r>
         <w:rPr>
           <w:lang w:val="sw_KE" w:bidi="sw_KE"/>
         </w:rPr>
         <w:t xml:space="preserve">; </w:t>
       </w:r>
-      <w:hyperlink r:id="rId16">
-        <w:r>
-          <w:rPr>
-            <w:lang w:val="sw_KE" w:bidi="sw_KE"/>
-          </w:rPr>
-          <w:rPr>
-            <w:color w:val="0000EE"/>
-            <w:u w:val="single"/>
-          </w:rPr>
-          <w:t>2 Fal 8:20–22</w:t>
-        </w:r>
-      </w:hyperlink>
+      <w:r>
+        <w:rPr>
+          <w:lang w:val="sw_KE" w:bidi="sw_KE"/>
+        </w:rPr>
+        <w:t>2 Fal 8:20–22</w:t>
+      </w:r>
       <w:r>
         <w:rPr>
           <w:lang w:val="sw_KE" w:bidi="sw_KE"/>
         </w:rPr>
         <w:t xml:space="preserve">; linganisha </w:t>
       </w:r>
-      <w:hyperlink r:id="rId17">
-        <w:r>
-          <w:rPr>
-            <w:lang w:val="sw_KE" w:bidi="sw_KE"/>
-          </w:rPr>
-          <w:rPr>
-            <w:color w:val="0000EE"/>
-            <w:u w:val="single"/>
-          </w:rPr>
-          <w:t>2 Fal 3:9–14</w:t>
-        </w:r>
-      </w:hyperlink>
+      <w:r>
+        <w:rPr>
+          <w:lang w:val="sw_KE" w:bidi="sw_KE"/>
+        </w:rPr>
+        <w:t>2 Fal 3:9–14</w:t>
+      </w:r>
       <w:r>
         <w:rPr>
           <w:lang w:val="sw_KE" w:bidi="sw_KE"/>
@@ -375,36 +345,24 @@
         </w:rPr>
         <w:t>Kama taifa, Edomu ilirudia uhasama wa awali wa Esau dhidi ya Yakobo. Kwa mfano, Edomu ilipinga safari ya Waisraeli kutoka Misri (</w:t>
       </w:r>
-      <w:hyperlink r:id="rId18">
-        <w:r>
-          <w:rPr>
-            <w:lang w:val="sw_KE" w:bidi="sw_KE"/>
-          </w:rPr>
-          <w:rPr>
-            <w:color w:val="0000EE"/>
-            <w:u w:val="single"/>
-          </w:rPr>
-          <w:t>Hes 20:14–21</w:t>
-        </w:r>
-      </w:hyperlink>
+      <w:r>
+        <w:rPr>
+          <w:lang w:val="sw_KE" w:bidi="sw_KE"/>
+        </w:rPr>
+        <w:t>Hes 20:14–21</w:t>
+      </w:r>
       <w:r>
         <w:rPr>
           <w:lang w:val="sw_KE" w:bidi="sw_KE"/>
         </w:rPr>
         <w:t xml:space="preserve">; </w:t>
       </w:r>
-      <w:hyperlink r:id="rId19">
-        <w:r>
-          <w:rPr>
-            <w:lang w:val="sw_KE" w:bidi="sw_KE"/>
-          </w:rPr>
-          <w:rPr>
-            <w:color w:val="0000EE"/>
-            <w:u w:val="single"/>
-          </w:rPr>
-          <w:t>21:4</w:t>
-        </w:r>
-      </w:hyperlink>
+      <w:r>
+        <w:rPr>
+          <w:lang w:val="sw_KE" w:bidi="sw_KE"/>
+        </w:rPr>
+        <w:t>21:4</w:t>
+      </w:r>
       <w:r>
         <w:rPr>
           <w:lang w:val="sw_KE" w:bidi="sw_KE"/>
@@ -450,18 +408,12 @@
         </w:rPr>
         <w:t>Kwenye utangulizi wa Obadia (</w:t>
       </w:r>
-      <w:hyperlink r:id="rId20">
-        <w:r>
-          <w:rPr>
-            <w:lang w:val="sw_KE" w:bidi="sw_KE"/>
-          </w:rPr>
-          <w:rPr>
-            <w:color w:val="0000EE"/>
-            <w:u w:val="single"/>
-          </w:rPr>
-          <w:t>1:1–9</w:t>
-        </w:r>
-      </w:hyperlink>
+      <w:r>
+        <w:rPr>
+          <w:lang w:val="sw_KE" w:bidi="sw_KE"/>
+        </w:rPr>
+        <w:t>1:1–9</w:t>
+      </w:r>
       <w:r>
         <w:rPr>
           <w:lang w:val="sw_KE" w:bidi="sw_KE"/>
@@ -482,18 +434,12 @@
         </w:rPr>
         <w:t>Sehemu ya Pili (</w:t>
       </w:r>
-      <w:hyperlink r:id="rId21">
-        <w:r>
-          <w:rPr>
-            <w:lang w:val="sw_KE" w:bidi="sw_KE"/>
-          </w:rPr>
-          <w:rPr>
-            <w:color w:val="0000EE"/>
-            <w:u w:val="single"/>
-          </w:rPr>
-          <w:t>1:10–14</w:t>
-        </w:r>
-      </w:hyperlink>
+      <w:r>
+        <w:rPr>
+          <w:lang w:val="sw_KE" w:bidi="sw_KE"/>
+        </w:rPr>
+        <w:t>1:10–14</w:t>
+      </w:r>
       <w:r>
         <w:rPr>
           <w:lang w:val="sw_KE" w:bidi="sw_KE"/>
@@ -514,54 +460,36 @@
         </w:rPr>
         <w:t>Kwenye sehemu ya tatu na ya mwisho (</w:t>
       </w:r>
-      <w:hyperlink r:id="rId22">
-        <w:r>
-          <w:rPr>
-            <w:lang w:val="sw_KE" w:bidi="sw_KE"/>
-          </w:rPr>
-          <w:rPr>
-            <w:color w:val="0000EE"/>
-            <w:u w:val="single"/>
-          </w:rPr>
-          <w:t>1:15–21</w:t>
-        </w:r>
-      </w:hyperlink>
+      <w:r>
+        <w:rPr>
+          <w:lang w:val="sw_KE" w:bidi="sw_KE"/>
+        </w:rPr>
+        <w:t>1:15–21</w:t>
+      </w:r>
       <w:r>
         <w:rPr>
           <w:lang w:val="sw_KE" w:bidi="sw_KE"/>
         </w:rPr>
         <w:t>), Obadia anaona Siku ya Bwana inayokuja ambayo itakamilika katika Ufalme wa ulimwengu wote unaomilikiwa na Mungu. Wale wanaofanya maovu watapata matokeo mabaya (</w:t>
       </w:r>
-      <w:hyperlink r:id="rId23">
-        <w:r>
-          <w:rPr>
-            <w:lang w:val="sw_KE" w:bidi="sw_KE"/>
-          </w:rPr>
-          <w:rPr>
-            <w:color w:val="0000EE"/>
-            <w:u w:val="single"/>
-          </w:rPr>
-          <w:t>1:15–16</w:t>
-        </w:r>
-      </w:hyperlink>
+      <w:r>
+        <w:rPr>
+          <w:lang w:val="sw_KE" w:bidi="sw_KE"/>
+        </w:rPr>
+        <w:t>1:15–16</w:t>
+      </w:r>
       <w:r>
         <w:rPr>
           <w:lang w:val="sw_KE" w:bidi="sw_KE"/>
         </w:rPr>
         <w:t>), na wale walioteseka bila haki watarejeshwa (</w:t>
       </w:r>
-      <w:hyperlink r:id="rId24">
-        <w:r>
-          <w:rPr>
-            <w:lang w:val="sw_KE" w:bidi="sw_KE"/>
-          </w:rPr>
-          <w:rPr>
-            <w:color w:val="0000EE"/>
-            <w:u w:val="single"/>
-          </w:rPr>
-          <w:t>1:17–21</w:t>
-        </w:r>
-      </w:hyperlink>
+      <w:r>
+        <w:rPr>
+          <w:lang w:val="sw_KE" w:bidi="sw_KE"/>
+        </w:rPr>
+        <w:t>1:17–21</w:t>
+      </w:r>
       <w:r>
         <w:rPr>
           <w:lang w:val="sw_KE" w:bidi="sw_KE"/>
@@ -593,18 +521,12 @@
         </w:rPr>
         <w:t>Jina la Obadia linamaanisha "mtumishi wa Bwana." Anajulikana tu kutoka kwa unabii wake na kutoka kwa vidokezo ambavyo maandiko yanatoa kuhusu wakati na mahali alipoishi. Watu kadhaa katika Israeli ya Agano la Kale waliitwa Obadia, akiwemo msimamizi wa ikulu ya Mfalme Ahabu katika nyakati za awali (</w:t>
       </w:r>
-      <w:hyperlink r:id="rId25">
-        <w:r>
-          <w:rPr>
-            <w:lang w:val="sw_KE" w:bidi="sw_KE"/>
-          </w:rPr>
-          <w:rPr>
-            <w:color w:val="0000EE"/>
-            <w:u w:val="single"/>
-          </w:rPr>
-          <w:t>1 Fal 18:3–16</w:t>
-        </w:r>
-      </w:hyperlink>
+      <w:r>
+        <w:rPr>
+          <w:lang w:val="sw_KE" w:bidi="sw_KE"/>
+        </w:rPr>
+        <w:t>1 Fal 18:3–16</w:t>
+      </w:r>
       <w:r>
         <w:rPr>
           <w:lang w:val="sw_KE" w:bidi="sw_KE"/>
@@ -625,36 +547,24 @@
         </w:rPr>
         <w:t>Unabii wa Obadia ulihamasishwa na uvamizi wa ufalme wa Yuda. Mnamo 586 Kabla ya Kristo (KK), mfalme wa Babeli Nebukadneza alikomesha uhuru wa Yuda na kumfukuza mfalme wake wa mwisho, Sedekia (</w:t>
       </w:r>
-      <w:hyperlink r:id="rId26">
-        <w:r>
-          <w:rPr>
-            <w:lang w:val="sw_KE" w:bidi="sw_KE"/>
-          </w:rPr>
-          <w:rPr>
-            <w:color w:val="0000EE"/>
-            <w:u w:val="single"/>
-          </w:rPr>
-          <w:t>2 Fal 25:1–30</w:t>
-        </w:r>
-      </w:hyperlink>
+      <w:r>
+        <w:rPr>
+          <w:lang w:val="sw_KE" w:bidi="sw_KE"/>
+        </w:rPr>
+        <w:t>2 Fal 25:1–30</w:t>
+      </w:r>
       <w:r>
         <w:rPr>
           <w:lang w:val="sw_KE" w:bidi="sw_KE"/>
         </w:rPr>
         <w:t xml:space="preserve">). Nje ya kitabu cha Obadia, kuna marejeo machache kuhusu majibu maalum ya Edomu kwa tukio hili (tazama pia </w:t>
       </w:r>
-      <w:hyperlink r:id="rId27">
-        <w:r>
-          <w:rPr>
-            <w:lang w:val="sw_KE" w:bidi="sw_KE"/>
-          </w:rPr>
-          <w:rPr>
-            <w:color w:val="0000EE"/>
-            <w:u w:val="single"/>
-          </w:rPr>
-          <w:t>Isa 34:5–10</w:t>
-        </w:r>
-      </w:hyperlink>
+      <w:r>
+        <w:rPr>
+          <w:lang w:val="sw_KE" w:bidi="sw_KE"/>
+        </w:rPr>
+        <w:t>Isa 34:5–10</w:t>
+      </w:r>
       <w:r>
         <w:rPr>
           <w:lang w:val="sw_KE" w:bidi="sw_KE"/>
@@ -686,72 +596,48 @@
         </w:rPr>
         <w:t xml:space="preserve">Ujumbe wa Obadia kuhusu Edomu unafanana na ule wa manabii wengine, na sehemu zake zinafanana sana na </w:t>
       </w:r>
-      <w:hyperlink r:id="rId28">
-        <w:r>
-          <w:rPr>
-            <w:lang w:val="sw_KE" w:bidi="sw_KE"/>
-          </w:rPr>
-          <w:rPr>
-            <w:color w:val="0000EE"/>
-            <w:u w:val="single"/>
-          </w:rPr>
-          <w:t>Yeremia 49:9</w:t>
-        </w:r>
-      </w:hyperlink>
+      <w:r>
+        <w:rPr>
+          <w:lang w:val="sw_KE" w:bidi="sw_KE"/>
+        </w:rPr>
+        <w:t>Yeremia 49:9</w:t>
+      </w:r>
       <w:r>
         <w:rPr>
           <w:lang w:val="sw_KE" w:bidi="sw_KE"/>
         </w:rPr>
         <w:t xml:space="preserve">, </w:t>
       </w:r>
-      <w:hyperlink r:id="rId29">
-        <w:r>
-          <w:rPr>
-            <w:lang w:val="sw_KE" w:bidi="sw_KE"/>
-          </w:rPr>
-          <w:rPr>
-            <w:color w:val="0000EE"/>
-            <w:u w:val="single"/>
-          </w:rPr>
-          <w:t>14–16</w:t>
-        </w:r>
-      </w:hyperlink>
+      <w:r>
+        <w:rPr>
+          <w:lang w:val="sw_KE" w:bidi="sw_KE"/>
+        </w:rPr>
+        <w:t>14–16</w:t>
+      </w:r>
       <w:r>
         <w:rPr>
           <w:lang w:val="sw_KE" w:bidi="sw_KE"/>
         </w:rPr>
         <w:t xml:space="preserve">. Inapaswa kusomwa pamoja na unabii mwingine kuhusu mustakabali wa Edomu na inaweza hata kufanya kazi kama upanuzi wa vifungu kama </w:t>
       </w:r>
-      <w:hyperlink r:id="rId30">
-        <w:r>
-          <w:rPr>
-            <w:lang w:val="sw_KE" w:bidi="sw_KE"/>
-          </w:rPr>
-          <w:rPr>
-            <w:color w:val="0000EE"/>
-            <w:u w:val="single"/>
-          </w:rPr>
-          <w:t>Yoeli 3:19</w:t>
-        </w:r>
-      </w:hyperlink>
+      <w:r>
+        <w:rPr>
+          <w:lang w:val="sw_KE" w:bidi="sw_KE"/>
+        </w:rPr>
+        <w:t>Yoeli 3:19</w:t>
+      </w:r>
       <w:r>
         <w:rPr>
           <w:lang w:val="sw_KE" w:bidi="sw_KE"/>
         </w:rPr>
         <w:t xml:space="preserve"> na </w:t>
       </w:r>
-      <w:hyperlink r:id="rId31">
-        <w:r>
-          <w:rPr>
-            <w:lang w:val="sw_KE" w:bidi="sw_KE"/>
-          </w:rPr>
-          <w:rPr>
-            <w:color w:val="0000EE"/>
-            <w:u w:val="single"/>
-          </w:rPr>
-          <w:t>Amosi 9:12</w:t>
-        </w:r>
-      </w:hyperlink>
+      <w:r>
+        <w:rPr>
+          <w:lang w:val="sw_KE" w:bidi="sw_KE"/>
+        </w:rPr>
+        <w:t>Amosi 9:12</w:t>
+      </w:r>
       <w:r>
         <w:rPr>
           <w:lang w:val="sw_KE" w:bidi="sw_KE"/>
@@ -810,18 +696,12 @@
         </w:rPr>
         <w:t>): “Kama ulivyofanya . . . ndivyo itakavyofanywa kwako” (</w:t>
       </w:r>
-      <w:hyperlink r:id="rId32">
-        <w:r>
-          <w:rPr>
-            <w:lang w:val="sw_KE" w:bidi="sw_KE"/>
-          </w:rPr>
-          <w:rPr>
-            <w:color w:val="0000EE"/>
-            <w:u w:val="single"/>
-          </w:rPr>
-          <w:t>1:15</w:t>
-        </w:r>
-      </w:hyperlink>
+      <w:r>
+        <w:rPr>
+          <w:lang w:val="sw_KE" w:bidi="sw_KE"/>
+        </w:rPr>
+        <w:t>1:15</w:t>
+      </w:r>
       <w:r>
         <w:rPr>
           <w:lang w:val="sw_KE" w:bidi="sw_KE"/>
@@ -842,18 +722,12 @@
         </w:rPr>
         <w:t>Siku ya Bwana itakuja, ikileta haki kamili kwa waliodhulumiwa, adhabu kwa wanyanyasaji, na mwanzo wa ufalme wa ulimwengu ambapo Bwana atatawala mataifa yote. Katika ngazi ya ndani na ya kihistoria, hii ilimaanisha kwamba Israeli itarejeshwa kwenye ardhi yake na kupewa mamlaka juu ya ardhi za Edomu. Katika ngazi ya ulimwengu, adhabu ya Edomu ilikuwa sehemu tu ya hali kubwa ya hukumu. Sio Edomu tu, bali “mataifa yote . .” (</w:t>
       </w:r>
-      <w:hyperlink r:id="rId33">
-        <w:r>
-          <w:rPr>
-            <w:lang w:val="sw_KE" w:bidi="sw_KE"/>
-          </w:rPr>
-          <w:rPr>
-            <w:color w:val="0000EE"/>
-            <w:u w:val="single"/>
-          </w:rPr>
-          <w:t>1:16</w:t>
-        </w:r>
-      </w:hyperlink>
+      <w:r>
+        <w:rPr>
+          <w:lang w:val="sw_KE" w:bidi="sw_KE"/>
+        </w:rPr>
+        <w:t>1:16</w:t>
+      </w:r>
       <w:r>
         <w:rPr>
           <w:lang w:val="sw_KE" w:bidi="sw_KE"/>
@@ -874,72 +748,48 @@
         </w:rPr>
         <w:t>Picha hii ya Mungu inatawala theolojia ya Obadia na inawalazimisha wasomaji wa kisasa kufanya uamuzi. Tutamtumikia nani—mungu ambaye hana tofauti na uovu, au Mungu wa haki tunayempata katika Obadia? Ni Mungu pekee anayehukumu uovu anayeweza kutuhakikishia kwamba uovu hautashinda mwishowe. Obadia anatabiri siku hiyo mpya ambapo “Bwana mwenyewe atakuwa mfalme” (</w:t>
       </w:r>
-      <w:hyperlink r:id="rId34">
-        <w:r>
-          <w:rPr>
-            <w:lang w:val="sw_KE" w:bidi="sw_KE"/>
-          </w:rPr>
-          <w:rPr>
-            <w:color w:val="0000EE"/>
-            <w:u w:val="single"/>
-          </w:rPr>
-          <w:t>1:21</w:t>
-        </w:r>
-      </w:hyperlink>
+      <w:r>
+        <w:rPr>
+          <w:lang w:val="sw_KE" w:bidi="sw_KE"/>
+        </w:rPr>
+        <w:t>1:21</w:t>
+      </w:r>
       <w:r>
         <w:rPr>
           <w:lang w:val="sw_KE" w:bidi="sw_KE"/>
         </w:rPr>
         <w:t>). Tumaini hili la Israeli likawa tumaini la ulimwengu mzima wakati Kristo alipotangaza, “Ufalme wa Mungu umekaribia” (</w:t>
       </w:r>
-      <w:hyperlink r:id="rId35">
-        <w:r>
-          <w:rPr>
-            <w:lang w:val="sw_KE" w:bidi="sw_KE"/>
-          </w:rPr>
-          <w:rPr>
-            <w:color w:val="0000EE"/>
-            <w:u w:val="single"/>
-          </w:rPr>
-          <w:t>Marko 1:15</w:t>
-        </w:r>
-      </w:hyperlink>
+      <w:r>
+        <w:rPr>
+          <w:lang w:val="sw_KE" w:bidi="sw_KE"/>
+        </w:rPr>
+        <w:t>Marko 1:15</w:t>
+      </w:r>
       <w:r>
         <w:rPr>
           <w:lang w:val="sw_KE" w:bidi="sw_KE"/>
         </w:rPr>
         <w:t xml:space="preserve">; </w:t>
       </w:r>
-      <w:hyperlink r:id="rId36">
-        <w:r>
-          <w:rPr>
-            <w:lang w:val="sw_KE" w:bidi="sw_KE"/>
-          </w:rPr>
-          <w:rPr>
-            <w:color w:val="0000EE"/>
-            <w:u w:val="single"/>
-          </w:rPr>
-          <w:t>Luka 10:9–12</w:t>
-        </w:r>
-      </w:hyperlink>
+      <w:r>
+        <w:rPr>
+          <w:lang w:val="sw_KE" w:bidi="sw_KE"/>
+        </w:rPr>
+        <w:t>Luka 10:9–12</w:t>
+      </w:r>
       <w:r>
         <w:rPr>
           <w:lang w:val="sw_KE" w:bidi="sw_KE"/>
         </w:rPr>
         <w:t xml:space="preserve">; </w:t>
       </w:r>
-      <w:hyperlink r:id="rId37">
-        <w:r>
-          <w:rPr>
-            <w:lang w:val="sw_KE" w:bidi="sw_KE"/>
-          </w:rPr>
-          <w:rPr>
-            <w:color w:val="0000EE"/>
-            <w:u w:val="single"/>
-          </w:rPr>
-          <w:t>21:31–33</w:t>
-        </w:r>
-      </w:hyperlink>
+      <w:r>
+        <w:rPr>
+          <w:lang w:val="sw_KE" w:bidi="sw_KE"/>
+        </w:rPr>
+        <w:t>21:31–33</w:t>
+      </w:r>
       <w:r>
         <w:rPr>
           <w:lang w:val="sw_KE" w:bidi="sw_KE"/>
